--- a/production/worksheets/04-ch4-light-transfer-student.docx
+++ b/production/worksheets/04-ch4-light-transfer-student.docx
@@ -27,7 +27,7 @@
           <w:b w:val="0"/>
           <w:i w:val="0"/>
           <w:color w:val="555555"/>
-          <w:sz w:val="22"/>
+          <w:sz w:val="24"/>
         </w:rPr>
         <w:t>Chapter 4 · Energy Transfer · Week 4 (Day 3)</w:t>
       </w:r>
@@ -72,7 +72,7 @@
           <w:b w:val="0"/>
           <w:i w:val="0"/>
           <w:color w:val="1A1A1A"/>
-          <w:sz w:val="22"/>
+          <w:sz w:val="24"/>
         </w:rPr>
         <w:t>How can light transfer energy from one place to another?</w:t>
       </w:r>
@@ -102,7 +102,7 @@
           <w:b w:val="0"/>
           <w:i w:val="0"/>
           <w:color w:val="1A1A1A"/>
-          <w:sz w:val="22"/>
+          <w:sz w:val="24"/>
         </w:rPr>
         <w:t>What will change on the target when the flashlight is turned on?</w:t>
       </w:r>
@@ -162,7 +162,7 @@
           <w:b w:val="0"/>
           <w:i w:val="0"/>
           <w:color w:val="1A1A1A"/>
-          <w:sz w:val="22"/>
+          <w:sz w:val="24"/>
         </w:rPr>
         <w:t>Fill in the model for your light investigation:</w:t>
       </w:r>
@@ -200,7 +200,7 @@
                 <w:b/>
                 <w:i w:val="0"/>
                 <w:color w:val="FFFFFF"/>
-                <w:sz w:val="22"/>
+                <w:sz w:val="24"/>
               </w:rPr>
               <w:t>SOURCE</w:t>
             </w:r>
@@ -225,7 +225,7 @@
                 <w:b/>
                 <w:i w:val="0"/>
                 <w:color w:val="FFFFFF"/>
-                <w:sz w:val="22"/>
+                <w:sz w:val="24"/>
               </w:rPr>
               <w:t>PATH</w:t>
             </w:r>
@@ -250,7 +250,7 @@
                 <w:b/>
                 <w:i w:val="0"/>
                 <w:color w:val="FFFFFF"/>
-                <w:sz w:val="22"/>
+                <w:sz w:val="24"/>
               </w:rPr>
               <w:t>TARGET</w:t>
             </w:r>
@@ -275,7 +275,7 @@
                 <w:b/>
                 <w:i w:val="0"/>
                 <w:color w:val="FFFFFF"/>
-                <w:sz w:val="22"/>
+                <w:sz w:val="24"/>
               </w:rPr>
               <w:t>OBSERVED CHANGE</w:t>
             </w:r>
@@ -367,7 +367,7 @@
           <w:b w:val="0"/>
           <w:i/>
           <w:color w:val="555555"/>
-          <w:sz w:val="20"/>
+          <w:sz w:val="24"/>
         </w:rPr>
         <w:t>We observe light reaching the target — then we INFER that energy transferred. We do not 'see energy.'</w:t>
       </w:r>
@@ -397,7 +397,7 @@
           <w:b w:val="0"/>
           <w:i w:val="0"/>
           <w:color w:val="1A1A1A"/>
-          <w:sz w:val="22"/>
+          <w:sz w:val="24"/>
         </w:rPr>
         <w:t>1. Shine the flashlight on the target. What changed?</w:t>
       </w:r>
@@ -442,7 +442,7 @@
           <w:b w:val="0"/>
           <w:i w:val="0"/>
           <w:color w:val="1A1A1A"/>
-          <w:sz w:val="22"/>
+          <w:sz w:val="24"/>
         </w:rPr>
         <w:t>2. (Barrier test) Put a barrier between the flashlight and the target. What happens to the light spot?</w:t>
       </w:r>
@@ -487,7 +487,7 @@
           <w:b w:val="0"/>
           <w:i w:val="0"/>
           <w:color w:val="1A1A1A"/>
-          <w:sz w:val="22"/>
+          <w:sz w:val="24"/>
         </w:rPr>
         <w:t>3. Remove the barrier. What returns?</w:t>
       </w:r>
@@ -547,7 +547,7 @@
           <w:b w:val="0"/>
           <w:i w:val="0"/>
           <w:color w:val="1A1A1A"/>
-          <w:sz w:val="22"/>
+          <w:sz w:val="24"/>
         </w:rPr>
         <w:t>Draw the light path from the flashlight to the target. Add the barrier.</w:t>
       </w:r>
@@ -585,7 +585,7 @@
                 <w:b w:val="0"/>
                 <w:i/>
                 <w:color w:val="555555"/>
-                <w:sz w:val="20"/>
+                <w:sz w:val="24"/>
               </w:rPr>
               <w:t>Draw here: flashlight → beam → target (with barrier)</w:t>
             </w:r>
@@ -618,7 +618,7 @@
           <w:b w:val="0"/>
           <w:i w:val="0"/>
           <w:color w:val="1A1A1A"/>
-          <w:sz w:val="22"/>
+          <w:sz w:val="24"/>
         </w:rPr>
         <w:t>What evidence shows that light transferred energy from the flashlight to the target?</w:t>
       </w:r>
